--- a/workDIR/01_templates/template Price-book Hytera Antenna.docx
+++ b/workDIR/01_templates/template Price-book Hytera Antenna.docx
@@ -2458,8 +2458,8 @@
           <w:lang w:val="ru-RU" w:eastAsia="ru-RU"/>
         </w:rPr>
       </w:pPr>
-      <w:bookmarkStart w:id="3" w:name="_Toc16060"/>
-      <w:bookmarkStart w:id="4" w:name="_Toc16191"/>
+      <w:bookmarkStart w:id="3" w:name="_Toc16191"/>
+      <w:bookmarkStart w:id="4" w:name="_Toc16060"/>
       <w:r>
         <w:rPr>
           <w:lang w:val="ru-RU" w:eastAsia="ru-RU"/>
@@ -4306,6 +4306,34 @@
                 <w:lang w:val="ru-RU" w:eastAsia="zh-CN"/>
               </w:rPr>
               <w:t>Удалены антенны: SY307-SF6SNM(ABK), TQC-900AII (AN0838M07), TQJ-350C (30070000000050), TQJ-400D (32070000000873).</w:t>
+            </w:r>
+          </w:p>
+          <w:p>
+            <w:pPr>
+              <w:numPr>
+                <w:ilvl w:val="0"/>
+                <w:numId w:val="9"/>
+              </w:numPr>
+              <w:rPr>
+                <w:szCs w:val="20"/>
+                <w:lang w:val="ru-RU" w:eastAsia="zh-CN"/>
+              </w:rPr>
+            </w:pPr>
+            <w:r>
+              <w:rPr>
+                <w:rFonts w:hint="default"/>
+                <w:szCs w:val="20"/>
+                <w:lang w:val="ru-RU" w:eastAsia="zh-CN"/>
+              </w:rPr>
+              <w:t>Увеличена цена на FIK-01-1/2, FIK-01-7/8, A5GH-TET</w:t>
+            </w:r>
+            <w:r>
+              <w:rPr>
+                <w:rFonts w:hint="default"/>
+                <w:szCs w:val="20"/>
+                <w:lang w:val="en-US" w:eastAsia="zh-CN"/>
+              </w:rPr>
+              <w:t>, EF-S2-5B, TQJ-400W (32070000000767)</w:t>
             </w:r>
             <w:bookmarkStart w:id="30" w:name="_GoBack"/>
             <w:bookmarkEnd w:id="30"/>
@@ -4489,12 +4517,6 @@
             <w:insideH w:val="single" w:color="auto" w:sz="4" w:space="0"/>
             <w:insideV w:val="single" w:color="auto" w:sz="4" w:space="0"/>
           </w:tblBorders>
-          <w:tblCellMar>
-            <w:top w:w="0" w:type="dxa"/>
-            <w:left w:w="108" w:type="dxa"/>
-            <w:bottom w:w="0" w:type="dxa"/>
-            <w:right w:w="108" w:type="dxa"/>
-          </w:tblCellMar>
         </w:tblPrEx>
         <w:tc>
           <w:tcPr>
@@ -11464,12 +11486,6 @@
             <w:insideH w:val="single" w:color="auto" w:sz="4" w:space="0"/>
             <w:insideV w:val="single" w:color="auto" w:sz="4" w:space="0"/>
           </w:tblBorders>
-          <w:tblCellMar>
-            <w:top w:w="0" w:type="dxa"/>
-            <w:left w:w="108" w:type="dxa"/>
-            <w:bottom w:w="0" w:type="dxa"/>
-            <w:right w:w="108" w:type="dxa"/>
-          </w:tblCellMar>
         </w:tblPrEx>
         <w:trPr>
           <w:tblHeader/>
@@ -13753,6 +13769,12 @@
             <w:insideH w:val="none" w:color="auto" w:sz="0" w:space="0"/>
             <w:insideV w:val="none" w:color="auto" w:sz="0" w:space="0"/>
           </w:tblBorders>
+          <w:tblCellMar>
+            <w:top w:w="0" w:type="dxa"/>
+            <w:left w:w="108" w:type="dxa"/>
+            <w:bottom w:w="0" w:type="dxa"/>
+            <w:right w:w="108" w:type="dxa"/>
+          </w:tblCellMar>
         </w:tblPrEx>
         <w:trPr>
           <w:trHeight w:val="3619" w:hRule="atLeast"/>
@@ -14768,12 +14790,6 @@
             <w:insideH w:val="single" w:color="auto" w:sz="4" w:space="0"/>
             <w:insideV w:val="single" w:color="auto" w:sz="4" w:space="0"/>
           </w:tblBorders>
-          <w:tblCellMar>
-            <w:top w:w="0" w:type="dxa"/>
-            <w:left w:w="108" w:type="dxa"/>
-            <w:bottom w:w="0" w:type="dxa"/>
-            <w:right w:w="108" w:type="dxa"/>
-          </w:tblCellMar>
         </w:tblPrEx>
         <w:trPr>
           <w:jc w:val="center"/>
@@ -15753,12 +15769,6 @@
             <w:insideH w:val="single" w:color="auto" w:sz="4" w:space="0"/>
             <w:insideV w:val="single" w:color="auto" w:sz="4" w:space="0"/>
           </w:tblBorders>
-          <w:tblCellMar>
-            <w:top w:w="0" w:type="dxa"/>
-            <w:left w:w="108" w:type="dxa"/>
-            <w:bottom w:w="0" w:type="dxa"/>
-            <w:right w:w="108" w:type="dxa"/>
-          </w:tblCellMar>
         </w:tblPrEx>
         <w:trPr>
           <w:jc w:val="center"/>
@@ -18246,12 +18256,6 @@
             <w:insideH w:val="single" w:color="auto" w:sz="4" w:space="0"/>
             <w:insideV w:val="single" w:color="auto" w:sz="4" w:space="0"/>
           </w:tblBorders>
-          <w:tblCellMar>
-            <w:top w:w="0" w:type="dxa"/>
-            <w:left w:w="108" w:type="dxa"/>
-            <w:bottom w:w="0" w:type="dxa"/>
-            <w:right w:w="108" w:type="dxa"/>
-          </w:tblCellMar>
         </w:tblPrEx>
         <w:trPr>
           <w:jc w:val="center"/>
@@ -22551,12 +22555,6 @@
             <w:insideH w:val="single" w:color="auto" w:sz="4" w:space="0"/>
             <w:insideV w:val="single" w:color="auto" w:sz="4" w:space="0"/>
           </w:tblBorders>
-          <w:tblCellMar>
-            <w:top w:w="0" w:type="dxa"/>
-            <w:left w:w="108" w:type="dxa"/>
-            <w:bottom w:w="0" w:type="dxa"/>
-            <w:right w:w="108" w:type="dxa"/>
-          </w:tblCellMar>
         </w:tblPrEx>
         <w:trPr>
           <w:trHeight w:val="228" w:hRule="atLeast"/>
@@ -26119,12 +26117,6 @@
             <w:insideH w:val="single" w:color="auto" w:sz="4" w:space="0"/>
             <w:insideV w:val="single" w:color="auto" w:sz="4" w:space="0"/>
           </w:tblBorders>
-          <w:tblCellMar>
-            <w:top w:w="0" w:type="dxa"/>
-            <w:left w:w="108" w:type="dxa"/>
-            <w:bottom w:w="0" w:type="dxa"/>
-            <w:right w:w="108" w:type="dxa"/>
-          </w:tblCellMar>
         </w:tblPrEx>
         <w:trPr>
           <w:tblHeader/>
@@ -26880,12 +26872,6 @@
             <w:insideH w:val="single" w:color="auto" w:sz="4" w:space="0"/>
             <w:insideV w:val="single" w:color="auto" w:sz="4" w:space="0"/>
           </w:tblBorders>
-          <w:tblCellMar>
-            <w:top w:w="0" w:type="dxa"/>
-            <w:left w:w="108" w:type="dxa"/>
-            <w:bottom w:w="0" w:type="dxa"/>
-            <w:right w:w="108" w:type="dxa"/>
-          </w:tblCellMar>
         </w:tblPrEx>
         <w:trPr>
           <w:jc w:val="center"/>
@@ -27743,12 +27729,6 @@
             <w:insideH w:val="single" w:color="auto" w:sz="4" w:space="0"/>
             <w:insideV w:val="single" w:color="auto" w:sz="4" w:space="0"/>
           </w:tblBorders>
-          <w:tblCellMar>
-            <w:top w:w="0" w:type="dxa"/>
-            <w:left w:w="108" w:type="dxa"/>
-            <w:bottom w:w="0" w:type="dxa"/>
-            <w:right w:w="108" w:type="dxa"/>
-          </w:tblCellMar>
         </w:tblPrEx>
         <w:tc>
           <w:tcPr>
@@ -28784,12 +28764,6 @@
             <w:insideH w:val="single" w:color="auto" w:sz="4" w:space="0"/>
             <w:insideV w:val="single" w:color="auto" w:sz="4" w:space="0"/>
           </w:tblBorders>
-          <w:tblCellMar>
-            <w:top w:w="0" w:type="dxa"/>
-            <w:left w:w="108" w:type="dxa"/>
-            <w:bottom w:w="0" w:type="dxa"/>
-            <w:right w:w="108" w:type="dxa"/>
-          </w:tblCellMar>
         </w:tblPrEx>
         <w:trPr>
           <w:trHeight w:val="228" w:hRule="atLeast"/>
@@ -29115,6 +29089,12 @@
             <w:insideH w:val="none" w:color="auto" w:sz="0" w:space="0"/>
             <w:insideV w:val="none" w:color="auto" w:sz="0" w:space="0"/>
           </w:tblBorders>
+          <w:tblCellMar>
+            <w:top w:w="0" w:type="dxa"/>
+            <w:left w:w="108" w:type="dxa"/>
+            <w:bottom w:w="0" w:type="dxa"/>
+            <w:right w:w="108" w:type="dxa"/>
+          </w:tblCellMar>
         </w:tblPrEx>
         <w:trPr>
           <w:trHeight w:val="3854" w:hRule="atLeast"/>
@@ -30371,12 +30351,6 @@
             <w:insideH w:val="single" w:color="auto" w:sz="4" w:space="0"/>
             <w:insideV w:val="single" w:color="auto" w:sz="4" w:space="0"/>
           </w:tblBorders>
-          <w:tblCellMar>
-            <w:top w:w="0" w:type="dxa"/>
-            <w:left w:w="108" w:type="dxa"/>
-            <w:bottom w:w="0" w:type="dxa"/>
-            <w:right w:w="108" w:type="dxa"/>
-          </w:tblCellMar>
         </w:tblPrEx>
         <w:trPr>
           <w:jc w:val="center"/>
@@ -31238,12 +31212,6 @@
             <w:insideH w:val="single" w:color="auto" w:sz="4" w:space="0"/>
             <w:insideV w:val="single" w:color="auto" w:sz="4" w:space="0"/>
           </w:tblBorders>
-          <w:tblCellMar>
-            <w:top w:w="0" w:type="dxa"/>
-            <w:left w:w="108" w:type="dxa"/>
-            <w:bottom w:w="0" w:type="dxa"/>
-            <w:right w:w="108" w:type="dxa"/>
-          </w:tblCellMar>
         </w:tblPrEx>
         <w:trPr>
           <w:jc w:val="center"/>
@@ -32727,12 +32695,6 @@
             <w:insideH w:val="single" w:color="auto" w:sz="4" w:space="0"/>
             <w:insideV w:val="single" w:color="auto" w:sz="4" w:space="0"/>
           </w:tblBorders>
-          <w:tblCellMar>
-            <w:top w:w="0" w:type="dxa"/>
-            <w:left w:w="108" w:type="dxa"/>
-            <w:bottom w:w="0" w:type="dxa"/>
-            <w:right w:w="108" w:type="dxa"/>
-          </w:tblCellMar>
         </w:tblPrEx>
         <w:trPr>
           <w:jc w:val="center"/>
@@ -33143,12 +33105,6 @@
             <w:insideH w:val="single" w:color="auto" w:sz="4" w:space="0"/>
             <w:insideV w:val="single" w:color="auto" w:sz="4" w:space="0"/>
           </w:tblBorders>
-          <w:tblCellMar>
-            <w:top w:w="0" w:type="dxa"/>
-            <w:left w:w="108" w:type="dxa"/>
-            <w:bottom w:w="0" w:type="dxa"/>
-            <w:right w:w="108" w:type="dxa"/>
-          </w:tblCellMar>
         </w:tblPrEx>
         <w:trPr>
           <w:jc w:val="center"/>
@@ -33530,12 +33486,6 @@
             <w:insideH w:val="single" w:color="auto" w:sz="4" w:space="0"/>
             <w:insideV w:val="single" w:color="auto" w:sz="4" w:space="0"/>
           </w:tblBorders>
-          <w:tblCellMar>
-            <w:top w:w="0" w:type="dxa"/>
-            <w:left w:w="108" w:type="dxa"/>
-            <w:bottom w:w="0" w:type="dxa"/>
-            <w:right w:w="108" w:type="dxa"/>
-          </w:tblCellMar>
         </w:tblPrEx>
         <w:trPr>
           <w:jc w:val="center"/>
@@ -33812,6 +33762,12 @@
             <w:insideH w:val="none" w:color="auto" w:sz="0" w:space="0"/>
             <w:insideV w:val="none" w:color="auto" w:sz="0" w:space="0"/>
           </w:tblBorders>
+          <w:tblCellMar>
+            <w:top w:w="0" w:type="dxa"/>
+            <w:left w:w="108" w:type="dxa"/>
+            <w:bottom w:w="0" w:type="dxa"/>
+            <w:right w:w="108" w:type="dxa"/>
+          </w:tblCellMar>
         </w:tblPrEx>
         <w:trPr>
           <w:trHeight w:val="3854" w:hRule="atLeast"/>
@@ -38247,12 +38203,6 @@
             <w:insideH w:val="none" w:color="auto" w:sz="0" w:space="0"/>
             <w:insideV w:val="none" w:color="auto" w:sz="0" w:space="0"/>
           </w:tblBorders>
-          <w:tblCellMar>
-            <w:top w:w="0" w:type="dxa"/>
-            <w:left w:w="108" w:type="dxa"/>
-            <w:bottom w:w="0" w:type="dxa"/>
-            <w:right w:w="108" w:type="dxa"/>
-          </w:tblCellMar>
         </w:tblPrEx>
         <w:trPr>
           <w:trHeight w:val="3854" w:hRule="atLeast"/>
@@ -40068,6 +40018,12 @@
             <w:insideH w:val="none" w:color="auto" w:sz="0" w:space="0"/>
             <w:insideV w:val="none" w:color="auto" w:sz="0" w:space="0"/>
           </w:tblBorders>
+          <w:tblCellMar>
+            <w:top w:w="0" w:type="dxa"/>
+            <w:left w:w="108" w:type="dxa"/>
+            <w:bottom w:w="0" w:type="dxa"/>
+            <w:right w:w="108" w:type="dxa"/>
+          </w:tblCellMar>
         </w:tblPrEx>
         <w:trPr>
           <w:trHeight w:val="3854" w:hRule="atLeast"/>
